--- a/report/case3.docx
+++ b/report/case3.docx
@@ -3552,13 +3552,21 @@
         <w:t>patched_code</w:t>
       </w:r>
       <w:r>
-        <w:t xml:space="preserve"> в xlsx подрезаны до 32 000 символов — это предел ячейки Excel, а не наш: 14 фрагментов корпуса длиннее (максимум 240 969 символов), и без подрезки файл сохраняется, но не открывается. </w:t>
+        <w:t xml:space="preserve"> в xlsx подрезаны до 32 000 символов — это предел ячейки Excel, а не наш: 14 фрагментов корпуса длиннее (максимум 240 969 символов), и без подрезки файл сохраняется, но не открывается.</w:t>
+      </w:r>
+    </w:p>
+    <w:p>
+      <w:r>
+        <w:t xml:space="preserve">Поэтому рядом с таблицей сдаётся </w:t>
       </w:r>
       <w:r>
         <w:rPr>
           <w:b/>
         </w:rPr>
-        <w:t>Полные тексты без обрезки — в json-версии выгрузки.</w:t>
+        <w:t>`case3_verdicts.csv`</w:t>
+      </w:r>
+      <w:r>
+        <w:t xml:space="preserve"> — тот же набор строк и колонок, но без обрезки: у csv предела на ячейку нет, а задание для этого кейса формат csv прямо допускает. Кодировка UTF-8 с BOM, Excel открывает корректно. Полные тексты есть также в json-версии выгрузки.</w:t>
       </w:r>
     </w:p>
     <w:p>

--- a/report/case3.docx
+++ b/report/case3.docx
@@ -609,12 +609,7 @@
         <w:pStyle w:val="Heading3"/>
       </w:pPr>
       <w:r>
-        <w:t>Почему F1 0.164 — это не поломка</w:t>
-      </w:r>
-    </w:p>
-    <w:p>
-      <w:r>
-        <w:t>Число низкое, и его надо читать правильно.</w:t>
+        <w:t>Как читать это число</w:t>
       </w:r>
     </w:p>
     <w:p>
@@ -622,41 +617,20 @@
         <w:rPr>
           <w:b/>
         </w:rPr>
-        <w:t>Первое. F1 при доле позитивов 5.6% почти ничего не измеряет.</w:t>
+        <w:t>F1 при доле позитивов 5.6% почти ничего не измеряет.</w:t>
       </w:r>
       <w:r>
-        <w:t xml:space="preserve"> На сбалансированном наборе из 600 фрагментов (33% уязвимых) та же конфигурация даёт F1 0.386. При этом </w:t>
-      </w:r>
-      <w:r>
-        <w:rPr>
-          <w:b/>
-        </w:rPr>
-        <w:t>Youden J на полном корпусе 0.141 против 0.140 на сбалансированном наборе</w:t>
-      </w:r>
-      <w:r>
-        <w:t xml:space="preserve"> — различающая способность не изменилась вообще, изменилась только доля классов. Поэтому рядом с F1 мы показываем J и MCC.</w:t>
+        <w:t xml:space="preserve"> На сбалансированном наборе из 600 фрагментов (33% уязвимых) та же конфигурация даёт F1 0.386, а Youden J при этом не меняется вовсе: 0.140 против 0.141. Различающая способность одна и та же, разная только доля классов. Поэтому рядом с F1 мы показываем J и MCC.</w:t>
       </w:r>
     </w:p>
     <w:p>
       <w:r>
-        <w:rPr>
-          <w:b/>
-        </w:rPr>
-        <w:t>Второе. Это лучший результат из всех, что удалось получить на этом корпусе.</w:t>
-      </w:r>
-      <w:r>
-        <w:t xml:space="preserve"> Промышленный статический анализатор flawfinder на тех же 18 864 фрагментах даёт F1 0.136. Тривиальное «пометить всё уязвимым» — 0.106.</w:t>
+        <w:t>По абсолютной величине это лучшее, что удалось получить на этом корпусе: промышленный flawfinder даёт 0.136, тривиальное «пометить всё уязвимым» — 0.106.</w:t>
       </w:r>
     </w:p>
     <w:p>
       <w:r>
-        <w:rPr>
-          <w:b/>
-        </w:rPr>
-        <w:t>Третье. Литературная привязка.</w:t>
-      </w:r>
-      <w:r>
-        <w:t xml:space="preserve"> На PrimeVul дообученные модели уровня SOTA при честных метках и хронологическом разбиении падают до F1 0.18–0.21, а GPT-4 с цепочкой рассуждений на парном тесте показал 12.9% против 22.7% у случайного угадывания. Наш результат без дообучения находится в этом же диапазоне.</w:t>
+        <w:t>Для привязки: на PrimeVul дообученные модели уровня SOTA при честных метках и хронологическом разбиении падают до F1 0.18–0.21, а GPT-4 с цепочкой рассуждений на парном тесте показал 12.9% против 22.7% у случайного угадывания.</w:t>
       </w:r>
     </w:p>
     <w:p>
@@ -664,21 +638,12 @@
         <w:pStyle w:val="Heading3"/>
       </w:pPr>
       <w:r>
-        <w:t>Базовая линия, которую мы не бьём, и говорим об этом прямо</w:t>
+        <w:t>Базовая линия: длина кода</w:t>
       </w:r>
     </w:p>
     <w:p>
       <w:r>
-        <w:t xml:space="preserve">Мы проверили тривиальный признак — </w:t>
-      </w:r>
-      <w:r>
-        <w:rPr>
-          <w:b/>
-        </w:rPr>
-        <w:t>длину фрагмента</w:t>
-      </w:r>
-      <w:r>
-        <w:t xml:space="preserve">. При том же бюджете ручного ревью (20.5% корпуса) простая сортировка по </w:t>
+        <w:t xml:space="preserve">Простая сортировка по </w:t>
       </w:r>
       <w:r>
         <w:rPr>
@@ -689,7 +654,7 @@
         <w:t>len(code)</w:t>
       </w:r>
       <w:r>
-        <w:t xml:space="preserve"> даёт </w:t>
+        <w:t xml:space="preserve"> при том же бюджете ревью (20.5% корпуса) даёт </w:t>
       </w:r>
       <w:r>
         <w:rPr>
@@ -698,31 +663,22 @@
         <w:t>F1 0.198 и J 0.272</w:t>
       </w:r>
       <w:r>
-        <w:t>, то есть обходит нашу конфигурацию.</w:t>
+        <w:t xml:space="preserve"> — то есть обходит нашу конфигурацию.</w:t>
       </w:r>
     </w:p>
     <w:p>
       <w:r>
-        <w:t>Это почти наверняка артефакт корпуса: функции, попавшие в CVE, крупные и сложные. Но признак честный, и умалчивать о нём нельзя — в литературе по поиску уязвимостей такую базовую линию систематически не приводят, отчего цифры там выглядят лучше, чем есть.</w:t>
+        <w:t>Почти наверняка это артефакт корпуса: функции, попавшие в CVE, крупные и сложные. В литературе такую базовую линию обычно не приводят, отчего результаты там выглядят лучше, чем есть.</w:t>
       </w:r>
     </w:p>
     <w:p>
       <w:r>
-        <w:t xml:space="preserve">Мы </w:t>
-      </w:r>
-      <w:r>
-        <w:rPr>
-          <w:b/>
-        </w:rPr>
-        <w:t>не</w:t>
-      </w:r>
-      <w:r>
-        <w:t xml:space="preserve"> сдаём ранжирование по длине, и вот почему: вердикт «функция длинная, значит уязвима» не является заключением о безопасности, не переносится на другой корпус и не даёт ревьюеру ничего — ни типа слабости, ни механизма, ни исправления.</w:t>
+        <w:t>Сдавать ранжирование по длине мы не стали: «функция длинная, значит уязвима» — не заключение о безопасности, не переносится на другой код и не даёт ревьюеру ни CWE, ни механизма, ни патча.</w:t>
       </w:r>
     </w:p>
     <w:p>
       <w:r>
-        <w:t xml:space="preserve">При этом наши слои не сводятся к длине. Стратифицированная оценка (Мантель — Хензель, 20 страт по длине) показывает вклад </w:t>
+        <w:t xml:space="preserve">Но и к длине наши слои не сводятся. Стратифицированная оценка (Мантель — Хензель, 20 страт по длине) даёт вклад </w:t>
       </w:r>
       <w:r>
         <w:rPr>
@@ -731,21 +687,12 @@
         <w:t>сверх</w:t>
       </w:r>
       <w:r>
-        <w:t xml:space="preserve"> длины: языковая модель </w:t>
-      </w:r>
-      <w:r>
-        <w:rPr>
-          <w:b/>
-        </w:rPr>
-        <w:t>1.50×</w:t>
-      </w:r>
-      <w:r>
-        <w:t>, статические слои 1.26×. То есть внутри группы фрагментов одинаковой длины модель действительно различает уязвимые и безопасные.</w:t>
+        <w:t xml:space="preserve"> длины: языковая модель 1.50×, статические слои 1.26×. Внутри группы фрагментов одинаковой длины модель действительно различает уязвимые и безопасные.</w:t>
       </w:r>
     </w:p>
     <w:p>
       <w:r>
-        <w:t>Комбинация длины с нашими слоями даёт лучшее из измеренного — F1 0.212, J 0.255 при бюджете 15.1%, — но веса подобраны на тех же данных, поэтому это верхняя оценка, а не честная.</w:t>
+        <w:t>Лучшее из измеренного — длина вместе с нашими слоями: F1 0.212, J 0.255 при бюджете 15.1%. Веса подобраны на тех же данных, поэтому это верхняя оценка, а не честная.</w:t>
       </w:r>
     </w:p>
     <w:p>
@@ -2108,37 +2055,26 @@
     <w:p/>
     <w:p>
       <w:r>
-        <w:t>На том же наборе из 150 фрагментов основная конфигурация давала 0.539, поэтому критик и состязательный разбор сравнивать надо с этим числом, а не с 0.386.</w:t>
+        <w:t>Две последние строки меряны на наборе 150, где основная конфигурация давала 0.539 — сравнивать надо с ним, а не с 0.386.</w:t>
       </w:r>
     </w:p>
     <w:p>
       <w:r>
-        <w:t>Состязательный разбор дал худший результат из всех. Из 46 уязвимых фрагментов судья признал уязвимыми два: защита на любой найденный дефект находит контекст, в котором он безвреден, а судья склоняется к оправданию. Вариант без защиты дал то же самое. Потрачено 2.44 млн токенов.</w:t>
+        <w:t xml:space="preserve">Главный вывод из таблицы: </w:t>
+      </w:r>
+      <w:r>
+        <w:rPr>
+          <w:b/>
+        </w:rPr>
+        <w:t>второй проход помогает, только когда форсирует решение по неопределённым фрагментам; любая ролевая надстройка поверх готового вердикта его размывает.</w:t>
+      </w:r>
+      <w:r>
+        <w:t xml:space="preserve"> Состязательный разбор — худший результат из всех: защита на любой дефект находит контекст, в котором он безвреден, и судья из 46 уязвимых признал два. Критик оправдывает так же систематически. Каскад единственный не ухудшил результат, но прирост 0.004 при разбросе 0.03 неотличим от нуля, а полный прогон дорожает вчетверо.</w:t>
       </w:r>
     </w:p>
     <w:p>
       <w:r>
-        <w:t>Критик поверх готового вердикта уронил recall с 0.457 до 0.196 — он систематически оправдывает. Применение критика только к неопределённым фрагментам дало 0.541, то есть столько же, сколько первая ступень без него.</w:t>
-      </w:r>
-    </w:p>
-    <w:p>
-      <w:r>
-        <w:t>Каскад с голосованием — единственная надстройка, не ухудшившая результат, но прирост 0.004 неотличим от нуля при разбросе 0.03, а стоимость полного прогона вырастает с $23.86 до $94.61. Отвергнут по цене.</w:t>
-      </w:r>
-    </w:p>
-    <w:p>
-      <w:r>
-        <w:t>Запрет отвечать «не уверен» уронил recall с 0.300 до 0.180: без этой опции модель уходит в «безопасен».</w:t>
-      </w:r>
-    </w:p>
-    <w:p>
-      <w:r>
-        <w:t>Разложение рассуждения на два вызова сравнивалось с контролем на том же провайдере, который дал 0.299. Разница 0.002.</w:t>
-      </w:r>
-    </w:p>
-    <w:p>
-      <w:r>
-        <w:t>Строка «не уверен читать как уязвим» — это планка, а не подход. Правило «подозревать всё, что не признано безопасным» даёт 0.499 при recall 0.835 и precision 0.355. Любой результат ниже этого числа надо оценивать с оглядкой на него.</w:t>
+        <w:t>Строка «не уверен читать как уязвим» — не подход, а планка: правило «подозревать всё, что не признано безопасным» даёт 0.499. Любой результат ниже надо оценивать с оглядкой на неё.</w:t>
       </w:r>
     </w:p>
     <w:p>
@@ -2326,7 +2262,16 @@
     <w:p/>
     <w:p>
       <w:r>
-        <w:t>Блок нужен: без него результат падает на 0.082, это выше шума. Но его содержание значения не имеет — разница между правилами про безопасность и правилами про отступы внутри разброса. Работает сам факт упоминания чек-листа, а не заложенное в него знание. Подбор правил триажем даёт мало и по другой причине: триаж не срабатывает у 96.3% фрагментов, все они получают один и тот же запасной набор, и на 600 фрагментах блок принимает всего 8 различных значений.</w:t>
+        <w:t xml:space="preserve">Блок нужен: без него падение на 0.082, это выше шума. Но </w:t>
+      </w:r>
+      <w:r>
+        <w:rPr>
+          <w:b/>
+        </w:rPr>
+        <w:t>его содержание не имеет значения</w:t>
+      </w:r>
+      <w:r>
+        <w:t xml:space="preserve"> — правила про безопасность и правила про отступы неразличимы. Работает сам факт упоминания чек-листа, а не заложенное в него знание. И «подбора под фрагмент» здесь нет: триаж не срабатывает у 96.3% фрагментов, все они получают один запасной набор, и на 600 фрагментах блок принимает всего 8 различных значений.</w:t>
       </w:r>
     </w:p>
     <w:p>
@@ -2548,12 +2493,16 @@
     <w:p/>
     <w:p>
       <w:r>
-        <w:t>Корпусные методы дают высокие числа внутри распределения и ноль за его пределами. Логистическая регрессия и поиск ближайших размеченных примеров на фрагментах из другого проекта дают F1 0.000. Причина измерена: 89.3% ближайших соседей приходят из того же проекта, то есть метод узнаёт проект, а не уязвимость. Заказчику нужен ревьюер для собственного репозитория, поэтому в поставку идёт переносимая конфигурация.</w:t>
+        <w:t xml:space="preserve">Корпусные методы дают высокие числа внутри распределения и </w:t>
       </w:r>
-    </w:p>
-    <w:p>
       <w:r>
-        <w:t>Классический статический анализ на реальных уязвимостях работает слабо: flawfinder на полном корпусе даёт recall 0.167 при доле ложных срабатываний 0.076.</w:t>
+        <w:rPr>
+          <w:b/>
+        </w:rPr>
+        <w:t>ноль за его пределами</w:t>
+      </w:r>
+      <w:r>
+        <w:t>: на фрагментах из другого проекта логистическая регрессия и поиск ближайших примеров дают F1 0.000. Причина измерена — 89.3% ближайших соседей приходят из того же проекта, то есть метод узнаёт проект, а не уязвимость. Заказчику нужен ревьюер для своего репозитория, поэтому в поставку идёт переносимая конфигурация.</w:t>
       </w:r>
     </w:p>
     <w:p>
@@ -2946,7 +2895,7 @@
     <w:p/>
     <w:p>
       <w:r>
-        <w:t>На незнакомом коде преимущество составляет 0.097 при разбросе около 0.045 — примерно два стандартных отклонения. Дообучение даёт прирост, но заметно меньший, чем следует из публикаций, и держится в существенной части на запоминании. Кроме того, бинарный классификатор выдаёт только вердикт, тогда как задание требует ещё тип CWE, механизм эксплуатации и исправленный код.</w:t>
+        <w:t>На незнакомом коде преимущество 0.097 при разбросе 0.045 — около двух стандартных отклонений. Дообучение работает, но заметно слабее, чем следует из публикаций, и держится в существенной части на запоминании. Плюс бинарный классификатор выдаёт только вердикт, а задание требует ещё CWE, механизм эксплуатации и исправленный код.</w:t>
       </w:r>
     </w:p>
     <w:p>

--- a/report/case3.docx
+++ b/report/case3.docx
@@ -35,6 +35,21 @@
       <w:r>
         <w:t>, описывает механизм эксплуатации и предлагает исправленный код. Один вызов языковой модели на фрагмент, затем статические проверки патча и независимая перепроверка.</w:t>
       </w:r>
+    </w:p>
+    <w:p>
+      <w:r>
+        <w:t xml:space="preserve">Код решения: </w:t>
+      </w:r>
+      <w:hyperlink r:id="rId10">
+        <w:r>
+          <w:rPr>
+            <w:b w:val="0"/>
+            <w:color w:val="0563C1"/>
+            <w:u w:val="single"/>
+          </w:rPr>
+          <w:t>github.com/artymmmm/ai_hackathon</w:t>
+        </w:r>
+      </w:hyperlink>
     </w:p>
     <w:p>
       <w:r>
@@ -640,7 +655,7 @@
       <w:r>
         <w:t xml:space="preserve">По абсолютной величине это лучшее, что удалось получить на этом корпусе: промышленный </w:t>
       </w:r>
-      <w:hyperlink r:id="rId10">
+      <w:hyperlink r:id="rId11">
         <w:r>
           <w:rPr>
             <w:b w:val="0"/>
@@ -658,7 +673,7 @@
       <w:r>
         <w:t xml:space="preserve">Для привязки: на </w:t>
       </w:r>
-      <w:hyperlink r:id="rId11">
+      <w:hyperlink r:id="rId12">
         <w:r>
           <w:rPr>
             <w:b w:val="0"/>
@@ -709,7 +724,7 @@
       <w:r>
         <w:t xml:space="preserve">Почти наверняка это артефакт корпуса: функции, попавшие в </w:t>
       </w:r>
-      <w:hyperlink r:id="rId12">
+      <w:hyperlink r:id="rId13">
         <w:r>
           <w:rPr>
             <w:b w:val="0"/>
@@ -900,7 +915,7 @@
       <w:r>
         <w:t xml:space="preserve"> для промпта модели устроен просто: регулярные выражения ищут в коде признаки типовых слабостей, по ним собирается список правил </w:t>
       </w:r>
-      <w:hyperlink r:id="rId13">
+      <w:hyperlink r:id="rId14">
         <w:r>
           <w:rPr>
             <w:b w:val="0"/>
@@ -942,7 +957,7 @@
       <w:pPr>
         <w:pStyle w:val="ListBullet"/>
       </w:pPr>
-      <w:hyperlink r:id="rId14">
+      <w:hyperlink r:id="rId15">
         <w:r>
           <w:rPr>
             <w:b/>
@@ -960,7 +975,7 @@
       <w:pPr>
         <w:pStyle w:val="ListBullet"/>
       </w:pPr>
-      <w:hyperlink r:id="rId15">
+      <w:hyperlink r:id="rId16">
         <w:r>
           <w:rPr>
             <w:b/>
@@ -2560,7 +2575,7 @@
       <w:r>
         <w:t xml:space="preserve">Проверили готовый чекпойнт </w:t>
       </w:r>
-      <w:hyperlink r:id="rId16">
+      <w:hyperlink r:id="rId17">
         <w:r>
           <w:rPr>
             <w:b w:val="0"/>
@@ -2966,7 +2981,7 @@
       <w:r>
         <w:t xml:space="preserve">Публикуемые на этом корпусе F1 0.91–0.92 получены на случайном разбиении. Точность меток класса «уязвимо» у BigVul по двум независимым ручным аудитам — </w:t>
       </w:r>
-      <w:hyperlink r:id="rId17">
+      <w:hyperlink r:id="rId18">
         <w:r>
           <w:rPr>
             <w:b w:val="0"/>
@@ -2979,7 +2994,7 @@
       <w:r>
         <w:t xml:space="preserve"> и </w:t>
       </w:r>
-      <w:hyperlink r:id="rId18">
+      <w:hyperlink r:id="rId19">
         <w:r>
           <w:rPr>
             <w:b w:val="0"/>
@@ -3622,7 +3637,7 @@
       <w:r>
         <w:t xml:space="preserve">Разметка типа слабости слабая: CWE проставлен у 56.9% уязвимых фрагментов, ещё 464 значения стоят на безопасных, и только 35.5% значений — конкретные слабости, остальные категорийные узлы, которые </w:t>
       </w:r>
-      <w:hyperlink r:id="rId19">
+      <w:hyperlink r:id="rId20">
         <w:r>
           <w:rPr>
             <w:b w:val="0"/>
